--- a/pr-preview/pr-231/limit-theorems-tracked-changes.docx
+++ b/pr-preview/pr-231/limit-theorems-tracked-changes.docx
@@ -26,7 +26,7 @@
       </w:pPr>
       <w:ins w:id="2" w:author="PR Preview" w:date="2026-01-01T00:00:00Z">
         <w:r>
-          <w:t xml:space="preserve">Last modified: 2026-10-20 11:40:43 (PDT)</w:t>
+          <w:t xml:space="preserve">Last modified: 2026-10-20 12:26:17 (PDT)</w:t>
         </w:r>
       </w:ins>
     </w:p>
@@ -1944,36 +1944,36 @@
                     </m:rPr>
                     <m:t>E</m:t>
                   </m:r>
+                  <m:r>
+                    <m:t>​</m:t>
+                  </m:r>
+                  <m:d>
+                    <m:dPr>
+                      <m:begChr m:val="["/>
+                      <m:sepChr m:val=""/>
+                      <m:endChr m:val="]"/>
+                      <m:grow/>
+                    </m:dPr>
+                    <m:e>
+                      <m:sSub>
+                        <m:e>
+                          <m:r>
+                            <m:t>X</m:t>
+                          </m:r>
+                        </m:e>
+                        <m:sub>
+                          <m:r>
+                            <m:t>i</m:t>
+                          </m:r>
+                        </m:sub>
+                      </m:sSub>
+                    </m:e>
+                  </m:d>
+                  <m:r>
+                    <m:t>​</m:t>
+                  </m:r>
                 </m:e>
               </m:nary>
-              <m:r>
-                <m:t>​</m:t>
-              </m:r>
-              <m:d>
-                <m:dPr>
-                  <m:begChr m:val="["/>
-                  <m:sepChr m:val=""/>
-                  <m:endChr m:val="]"/>
-                  <m:grow/>
-                </m:dPr>
-                <m:e>
-                  <m:sSub>
-                    <m:e>
-                      <m:r>
-                        <m:t>X</m:t>
-                      </m:r>
-                    </m:e>
-                    <m:sub>
-                      <m:r>
-                        <m:t>i</m:t>
-                      </m:r>
-                    </m:sub>
-                  </m:sSub>
-                </m:e>
-              </m:d>
-              <m:r>
-                <m:t>​</m:t>
-              </m:r>
               <m:r>
                 <m:t>&amp;</m:t>
               </m:r>
@@ -2592,56 +2592,56 @@
                         </m:rPr>
                         <m:t>Cov</m:t>
                       </m:r>
+                      <m:r>
+                        <m:t>​</m:t>
+                      </m:r>
+                      <m:d>
+                        <m:dPr>
+                          <m:begChr m:val="("/>
+                          <m:sepChr m:val=""/>
+                          <m:endChr m:val=")"/>
+                          <m:grow/>
+                        </m:dPr>
+                        <m:e>
+                          <m:sSub>
+                            <m:e>
+                              <m:r>
+                                <m:t>X</m:t>
+                              </m:r>
+                            </m:e>
+                            <m:sub>
+                              <m:r>
+                                <m:t>i</m:t>
+                              </m:r>
+                            </m:sub>
+                          </m:sSub>
+                          <m:r>
+                            <m:rPr>
+                              <m:sty m:val="p"/>
+                            </m:rPr>
+                            <m:t>,</m:t>
+                          </m:r>
+                          <m:sSub>
+                            <m:e>
+                              <m:r>
+                                <m:t>X</m:t>
+                              </m:r>
+                            </m:e>
+                            <m:sub>
+                              <m:r>
+                                <m:t>j</m:t>
+                              </m:r>
+                            </m:sub>
+                          </m:sSub>
+                        </m:e>
+                      </m:d>
+                      <m:r>
+                        <m:t>​</m:t>
+                      </m:r>
                     </m:e>
                   </m:nary>
                 </m:e>
               </m:nary>
-              <m:r>
-                <m:t>​</m:t>
-              </m:r>
-              <m:d>
-                <m:dPr>
-                  <m:begChr m:val="("/>
-                  <m:sepChr m:val=""/>
-                  <m:endChr m:val=")"/>
-                  <m:grow/>
-                </m:dPr>
-                <m:e>
-                  <m:sSub>
-                    <m:e>
-                      <m:r>
-                        <m:t>X</m:t>
-                      </m:r>
-                    </m:e>
-                    <m:sub>
-                      <m:r>
-                        <m:t>i</m:t>
-                      </m:r>
-                    </m:sub>
-                  </m:sSub>
-                  <m:r>
-                    <m:rPr>
-                      <m:sty m:val="p"/>
-                    </m:rPr>
-                    <m:t>,</m:t>
-                  </m:r>
-                  <m:sSub>
-                    <m:e>
-                      <m:r>
-                        <m:t>X</m:t>
-                      </m:r>
-                    </m:e>
-                    <m:sub>
-                      <m:r>
-                        <m:t>j</m:t>
-                      </m:r>
-                    </m:sub>
-                  </m:sSub>
-                </m:e>
-              </m:d>
-              <m:r>
-                <m:t>​</m:t>
-              </m:r>
               <m:r>
                 <m:t>&amp;</m:t>
               </m:r>
@@ -2727,54 +2727,54 @@
                     </m:rPr>
                     <m:t>Cov</m:t>
                   </m:r>
+                  <m:r>
+                    <m:t>​</m:t>
+                  </m:r>
+                  <m:d>
+                    <m:dPr>
+                      <m:begChr m:val="("/>
+                      <m:sepChr m:val=""/>
+                      <m:endChr m:val=")"/>
+                      <m:grow/>
+                    </m:dPr>
+                    <m:e>
+                      <m:sSub>
+                        <m:e>
+                          <m:r>
+                            <m:t>X</m:t>
+                          </m:r>
+                        </m:e>
+                        <m:sub>
+                          <m:r>
+                            <m:t>i</m:t>
+                          </m:r>
+                        </m:sub>
+                      </m:sSub>
+                      <m:r>
+                        <m:rPr>
+                          <m:sty m:val="p"/>
+                        </m:rPr>
+                        <m:t>,</m:t>
+                      </m:r>
+                      <m:sSub>
+                        <m:e>
+                          <m:r>
+                            <m:t>X</m:t>
+                          </m:r>
+                        </m:e>
+                        <m:sub>
+                          <m:r>
+                            <m:t>i</m:t>
+                          </m:r>
+                        </m:sub>
+                      </m:sSub>
+                    </m:e>
+                  </m:d>
+                  <m:r>
+                    <m:t>​</m:t>
+                  </m:r>
                 </m:e>
               </m:nary>
-              <m:r>
-                <m:t>​</m:t>
-              </m:r>
-              <m:d>
-                <m:dPr>
-                  <m:begChr m:val="("/>
-                  <m:sepChr m:val=""/>
-                  <m:endChr m:val=")"/>
-                  <m:grow/>
-                </m:dPr>
-                <m:e>
-                  <m:sSub>
-                    <m:e>
-                      <m:r>
-                        <m:t>X</m:t>
-                      </m:r>
-                    </m:e>
-                    <m:sub>
-                      <m:r>
-                        <m:t>i</m:t>
-                      </m:r>
-                    </m:sub>
-                  </m:sSub>
-                  <m:r>
-                    <m:rPr>
-                      <m:sty m:val="p"/>
-                    </m:rPr>
-                    <m:t>,</m:t>
-                  </m:r>
-                  <m:sSub>
-                    <m:e>
-                      <m:r>
-                        <m:t>X</m:t>
-                      </m:r>
-                    </m:e>
-                    <m:sub>
-                      <m:r>
-                        <m:t>i</m:t>
-                      </m:r>
-                    </m:sub>
-                  </m:sSub>
-                </m:e>
-              </m:d>
-              <m:r>
-                <m:t>​</m:t>
-              </m:r>
               <m:r>
                 <m:rPr>
                   <m:sty m:val="p"/>
@@ -2857,54 +2857,54 @@
                     </m:rPr>
                     <m:t>Cov</m:t>
                   </m:r>
+                  <m:r>
+                    <m:t>​</m:t>
+                  </m:r>
+                  <m:d>
+                    <m:dPr>
+                      <m:begChr m:val="("/>
+                      <m:sepChr m:val=""/>
+                      <m:endChr m:val=")"/>
+                      <m:grow/>
+                    </m:dPr>
+                    <m:e>
+                      <m:sSub>
+                        <m:e>
+                          <m:r>
+                            <m:t>X</m:t>
+                          </m:r>
+                        </m:e>
+                        <m:sub>
+                          <m:r>
+                            <m:t>i</m:t>
+                          </m:r>
+                        </m:sub>
+                      </m:sSub>
+                      <m:r>
+                        <m:rPr>
+                          <m:sty m:val="p"/>
+                        </m:rPr>
+                        <m:t>,</m:t>
+                      </m:r>
+                      <m:sSub>
+                        <m:e>
+                          <m:r>
+                            <m:t>X</m:t>
+                          </m:r>
+                        </m:e>
+                        <m:sub>
+                          <m:r>
+                            <m:t>j</m:t>
+                          </m:r>
+                        </m:sub>
+                      </m:sSub>
+                    </m:e>
+                  </m:d>
+                  <m:r>
+                    <m:t>​</m:t>
+                  </m:r>
                 </m:e>
               </m:nary>
-              <m:r>
-                <m:t>​</m:t>
-              </m:r>
-              <m:d>
-                <m:dPr>
-                  <m:begChr m:val="("/>
-                  <m:sepChr m:val=""/>
-                  <m:endChr m:val=")"/>
-                  <m:grow/>
-                </m:dPr>
-                <m:e>
-                  <m:sSub>
-                    <m:e>
-                      <m:r>
-                        <m:t>X</m:t>
-                      </m:r>
-                    </m:e>
-                    <m:sub>
-                      <m:r>
-                        <m:t>i</m:t>
-                      </m:r>
-                    </m:sub>
-                  </m:sSub>
-                  <m:r>
-                    <m:rPr>
-                      <m:sty m:val="p"/>
-                    </m:rPr>
-                    <m:t>,</m:t>
-                  </m:r>
-                  <m:sSub>
-                    <m:e>
-                      <m:r>
-                        <m:t>X</m:t>
-                      </m:r>
-                    </m:e>
-                    <m:sub>
-                      <m:r>
-                        <m:t>j</m:t>
-                      </m:r>
-                    </m:sub>
-                  </m:sSub>
-                </m:e>
-              </m:d>
-              <m:r>
-                <m:t>​</m:t>
-              </m:r>
               <m:r>
                 <m:t>&amp;</m:t>
               </m:r>
@@ -2981,36 +2981,36 @@
                     </m:rPr>
                     <m:t>Var</m:t>
                   </m:r>
+                  <m:r>
+                    <m:t>​</m:t>
+                  </m:r>
+                  <m:d>
+                    <m:dPr>
+                      <m:begChr m:val="("/>
+                      <m:sepChr m:val=""/>
+                      <m:endChr m:val=")"/>
+                      <m:grow/>
+                    </m:dPr>
+                    <m:e>
+                      <m:sSub>
+                        <m:e>
+                          <m:r>
+                            <m:t>X</m:t>
+                          </m:r>
+                        </m:e>
+                        <m:sub>
+                          <m:r>
+                            <m:t>i</m:t>
+                          </m:r>
+                        </m:sub>
+                      </m:sSub>
+                    </m:e>
+                  </m:d>
+                  <m:r>
+                    <m:t>​</m:t>
+                  </m:r>
                 </m:e>
               </m:nary>
-              <m:r>
-                <m:t>​</m:t>
-              </m:r>
-              <m:d>
-                <m:dPr>
-                  <m:begChr m:val="("/>
-                  <m:sepChr m:val=""/>
-                  <m:endChr m:val=")"/>
-                  <m:grow/>
-                </m:dPr>
-                <m:e>
-                  <m:sSub>
-                    <m:e>
-                      <m:r>
-                        <m:t>X</m:t>
-                      </m:r>
-                    </m:e>
-                    <m:sub>
-                      <m:r>
-                        <m:t>i</m:t>
-                      </m:r>
-                    </m:sub>
-                  </m:sSub>
-                </m:e>
-              </m:d>
-              <m:r>
-                <m:t>​</m:t>
-              </m:r>
               <m:r>
                 <m:rPr>
                   <m:sty m:val="p"/>
@@ -18968,69 +18968,69 @@
                     </m:rPr>
                     <m:t>E</m:t>
                   </m:r>
+                  <m:r>
+                    <m:t>​</m:t>
+                  </m:r>
+                  <m:d>
+                    <m:dPr>
+                      <m:begChr m:val="["/>
+                      <m:sepChr m:val=""/>
+                      <m:endChr m:val="]"/>
+                      <m:grow/>
+                    </m:dPr>
+                    <m:e>
+                      <m:sSup>
+                        <m:e>
+                          <m:r>
+                            <m:t>e</m:t>
+                          </m:r>
+                        </m:e>
+                        <m:sup>
+                          <m:r>
+                            <m:t>s</m:t>
+                          </m:r>
+                          <m:r>
+                            <m:rPr>
+                              <m:sty m:val="p"/>
+                            </m:rPr>
+                            <m:t>(</m:t>
+                          </m:r>
+                          <m:sSub>
+                            <m:e>
+                              <m:r>
+                                <m:t>X</m:t>
+                              </m:r>
+                            </m:e>
+                            <m:sub>
+                              <m:r>
+                                <m:t>i</m:t>
+                              </m:r>
+                            </m:sub>
+                          </m:sSub>
+                          <m:r>
+                            <m:rPr>
+                              <m:sty m:val="p"/>
+                            </m:rPr>
+                            <m:t>−</m:t>
+                          </m:r>
+                          <m:r>
+                            <m:t>μ</m:t>
+                          </m:r>
+                          <m:r>
+                            <m:rPr>
+                              <m:sty m:val="p"/>
+                            </m:rPr>
+                            <m:t>)</m:t>
+                          </m:r>
+                        </m:sup>
+                      </m:sSup>
+                    </m:e>
+                  </m:d>
+                  <m:r>
+                    <m:t>​</m:t>
+                  </m:r>
                 </m:e>
               </m:nary>
-              <m:r>
-                <m:t>​</m:t>
-              </m:r>
-              <m:d>
-                <m:dPr>
-                  <m:begChr m:val="["/>
-                  <m:sepChr m:val=""/>
-                  <m:endChr m:val="]"/>
-                  <m:grow/>
-                </m:dPr>
-                <m:e>
-                  <m:sSup>
-                    <m:e>
-                      <m:r>
-                        <m:t>e</m:t>
-                      </m:r>
-                    </m:e>
-                    <m:sup>
-                      <m:r>
-                        <m:t>s</m:t>
-                      </m:r>
-                      <m:r>
-                        <m:rPr>
-                          <m:sty m:val="p"/>
-                        </m:rPr>
-                        <m:t>(</m:t>
-                      </m:r>
-                      <m:sSub>
-                        <m:e>
-                          <m:r>
-                            <m:t>X</m:t>
-                          </m:r>
-                        </m:e>
-                        <m:sub>
-                          <m:r>
-                            <m:t>i</m:t>
-                          </m:r>
-                        </m:sub>
-                      </m:sSub>
-                      <m:r>
-                        <m:rPr>
-                          <m:sty m:val="p"/>
-                        </m:rPr>
-                        <m:t>−</m:t>
-                      </m:r>
-                      <m:r>
-                        <m:t>μ</m:t>
-                      </m:r>
-                      <m:r>
-                        <m:rPr>
-                          <m:sty m:val="p"/>
-                        </m:rPr>
-                        <m:t>)</m:t>
-                      </m:r>
-                    </m:sup>
-                  </m:sSup>
-                </m:e>
-              </m:d>
-              <m:r>
-                <m:t>​</m:t>
-              </m:r>
               <m:r>
                 <m:t>&amp;</m:t>
               </m:r>
